--- a/(e)CRF/Voetzorgfolder_PARADISE.docx
+++ b/(e)CRF/Voetzorgfolder_PARADISE.docx
@@ -8348,7 +8348,7 @@
         <wp:anchor distT="0" distB="0" distL="114300" distR="114300" simplePos="0" relativeHeight="251659264" behindDoc="0" locked="0" layoutInCell="1" allowOverlap="1" wp14:anchorId="4A8142CD" wp14:editId="6CB4EA88">
           <wp:simplePos x="0" y="0"/>
           <wp:positionH relativeFrom="column">
-            <wp:posOffset>5527362</wp:posOffset>
+            <wp:posOffset>5351825</wp:posOffset>
           </wp:positionH>
           <wp:positionV relativeFrom="paragraph">
             <wp:posOffset>66098</wp:posOffset>
